--- a/文字文稿1.docx
+++ b/文字文稿1.docx
@@ -1,6 +1,7 @@
 
 <file path=word/document.xml><?xml version="1.0" encoding="utf-8"?>
 <w:document xmlns:wpc="http://schemas.microsoft.com/office/word/2010/wordprocessingCanvas" xmlns:mc="http://schemas.openxmlformats.org/markup-compatibility/2006" xmlns:o="urn:schemas-microsoft-com:office:office" xmlns:r="http://schemas.openxmlformats.org/officeDocument/2006/relationships" xmlns:m="http://schemas.openxmlformats.org/officeDocument/2006/math" xmlns:v="urn:schemas-microsoft-com:vml" xmlns:wp14="http://schemas.microsoft.com/office/word/2010/wordprocessingDrawing" xmlns:wp="http://schemas.openxmlformats.org/drawingml/2006/wordprocessingDrawing" xmlns:w="http://schemas.openxmlformats.org/wordprocessingml/2006/main" xmlns:w14="http://schemas.microsoft.com/office/word/2010/wordml" xmlns:w10="urn:schemas-microsoft-com:office:word" xmlns:w15="http://schemas.microsoft.com/office/word/2012/wordml" xmlns:wpg="http://schemas.microsoft.com/office/word/2010/wordprocessingGroup" xmlns:wpi="http://schemas.microsoft.com/office/word/2010/wordprocessingInk" xmlns:wne="http://schemas.microsoft.com/office/word/2006/wordml" xmlns:wps="http://schemas.microsoft.com/office/word/2010/wordprocessingShape" xmlns:wpsCustomData="http://www.wps.cn/officeDocument/2013/wpsCustomData" mc:Ignorable="w14 w15 wp14">
+  <w:background w:color="3B3838" w:themeColor="background2" w:themeShade="40"/>
   <w:body>
     <w:p>
       <w:pPr>
@@ -385,7 +386,6 @@
         <w:ind w:left="0" w:leftChars="0" w:firstLine="0" w:firstLineChars="0"/>
         <w:rPr>
           <w:b w:val="0"/>
-          <w:bdr w:val="none" w:sz="0" w:space="0"/>
         </w:rPr>
       </w:pPr>
       <w:r>
@@ -1069,7 +1069,6 @@
         <w:rPr>
           <w:rFonts w:hint="eastAsia" w:ascii="黑体" w:hAnsi="黑体" w:eastAsia="黑体" w:cs="黑体"/>
           <w:b w:val="0"/>
-          <w:bdr w:val="none" w:sz="0" w:space="0"/>
         </w:rPr>
       </w:pPr>
       <w:r>
@@ -1484,7 +1483,6 @@
         <w:rPr>
           <w:rFonts w:hint="eastAsia" w:ascii="黑体" w:hAnsi="黑体" w:eastAsia="黑体" w:cs="黑体"/>
           <w:b w:val="0"/>
-          <w:bdr w:val="none" w:sz="0" w:space="0"/>
         </w:rPr>
       </w:pPr>
       <w:r>
@@ -1926,7 +1924,6 @@
         <w:rPr>
           <w:rFonts w:hint="eastAsia" w:ascii="黑体" w:hAnsi="黑体" w:eastAsia="黑体" w:cs="黑体"/>
           <w:b w:val="0"/>
-          <w:bdr w:val="none" w:sz="0" w:space="0"/>
         </w:rPr>
       </w:pPr>
       <w:r>
@@ -2495,10 +2492,21 @@
       <w:pPr>
         <w:pStyle w:val="11"/>
         <w:widowControl/>
+        <w:rPr>
+          <w:rFonts w:hint="default" w:eastAsia="宋体"/>
+          <w:lang w:val="en-US" w:eastAsia="zh-CN"/>
+        </w:rPr>
       </w:pPr>
       <w:r>
         <w:t>"来吧，畜生们。让我看看你们还有什么本事。"</w:t>
       </w:r>
+      <w:r>
+        <w:rPr>
+          <w:rFonts w:hint="eastAsia"/>
+          <w:lang w:val="en-US" w:eastAsia="zh-CN"/>
+        </w:rPr>
+        <w:t>格林高喊。</w:t>
+      </w:r>
     </w:p>
     <w:p>
       <w:pPr>
@@ -2515,16 +2523,7 @@
         <w:widowControl/>
       </w:pPr>
       <w:r>
-        <w:t>"别让它们跑了！"加尔喊道，挥舞着砍刀冲向最近的一只。</w:t>
-      </w:r>
-    </w:p>
-    <w:p>
-      <w:pPr>
-        <w:pStyle w:val="11"/>
-        <w:widowControl/>
-      </w:pPr>
-      <w:r>
-        <w:t>格林也忍着伤痛，举起铁锤加入战斗。</w:t>
+        <w:t>"别让它们跑了！"加尔挥舞着砍刀冲向最近的一只。</w:t>
       </w:r>
     </w:p>
     <w:p>
@@ -2571,6 +2570,8 @@
       <w:r>
         <w:t>加尔擦了擦脸上的血迹，微微颔首。"感谢您的援助。"</w:t>
       </w:r>
+      <w:bookmarkStart w:id="0" w:name="_GoBack"/>
+      <w:bookmarkEnd w:id="0"/>
     </w:p>
     <w:p>
       <w:pPr>
@@ -2719,7 +2720,6 @@
         <w:rPr>
           <w:rFonts w:hint="eastAsia" w:ascii="黑体" w:hAnsi="黑体" w:eastAsia="黑体" w:cs="黑体"/>
           <w:b w:val="0"/>
-          <w:bdr w:val="none" w:sz="0" w:space="0"/>
         </w:rPr>
       </w:pPr>
       <w:r>
@@ -2732,7 +2732,7 @@
         <w:widowControl/>
       </w:pPr>
       <w:r>
-        <w:t>正午的阳光透过薄云洒落在石砖铺就的街道上，诺提跟随着父亲加尔和格林，穿过聚落中心熙攘的人群。经过昨晚的休整，三人的精神状态好了许多，但诺提仍能感觉到体内那股若隐若现的异样感——像是有什么东西在缓慢生长。</w:t>
+        <w:t>阳光透过薄云洒落在石砖铺就的街道上，诺提跟随着父亲加尔和格林，穿过聚落中心熙攘的人群。经过昨晚的休整，三人的精神状态好了许多，但诺提仍能感觉到体内那股若隐若现的异样感。</w:t>
       </w:r>
     </w:p>
     <w:p>
@@ -2795,7 +2795,17 @@
         <w:widowControl/>
       </w:pPr>
       <w:r>
-        <w:t>"看这架势,凯恩绝不是普通的流放者。"格林抚摸着胡须,目光在房间内扫视,"这些布置,这些士兵...更像是一座指挥部。"</w:t>
+        <w:t>"看这架势,凯恩绝不是普通的流放者。"格林抚摸着胡须,目光在房间内扫视,"这些布置,这些士兵...更像是一座</w:t>
+      </w:r>
+      <w:r>
+        <w:rPr>
+          <w:rFonts w:hint="eastAsia"/>
+          <w:lang w:val="en-US" w:eastAsia="zh-CN"/>
+        </w:rPr>
+        <w:t>兵营</w:t>
+      </w:r>
+      <w:r>
+        <w:t>。"</w:t>
       </w:r>
     </w:p>
     <w:p>
@@ -2849,7 +2859,7 @@
         <w:widowControl/>
       </w:pPr>
       <w:r>
-        <w:t>凯恩双手交叉放在桌上"说吧——你们得罪了什么人?"</w:t>
+        <w:t>凯恩双手交叉放在桌上"说吧——得罪了什么人?"</w:t>
       </w:r>
     </w:p>
     <w:p>
@@ -2955,87 +2965,272 @@
       <w:pPr>
         <w:pStyle w:val="11"/>
         <w:widowControl/>
-      </w:pPr>
-      <w:r>
-        <w:t>三人愣了一下,但还是伸出了手。凯恩站起身,走到他们面前,仔细查看他们的手掌和手臂。当他看到诺提手臂上那些淡蓝色的结晶纹路时,眼神骤然一凛。</w:t>
-      </w:r>
-    </w:p>
-    <w:p>
-      <w:pPr>
-        <w:pStyle w:val="11"/>
-        <w:widowControl/>
-      </w:pPr>
-      <w:r>
-        <w:t>"果然..."他低声自语,然后退后两步,目光变得冰冷,"你们和进化教派是什么关系?"</w:t>
-      </w:r>
-    </w:p>
-    <w:p>
-      <w:pPr>
-        <w:pStyle w:val="11"/>
-        <w:widowControl/>
-      </w:pPr>
-      <w:r>
-        <w:t>话音刚落,房间的气氛骤变。</w:t>
-      </w:r>
-    </w:p>
-    <w:p>
-      <w:pPr>
-        <w:pStyle w:val="11"/>
-        <w:widowControl/>
-      </w:pPr>
-      <w:r>
-        <w:t>一股恐怖的压迫感从凯恩身上爆发而出,就像一座火山突然苏醒。诺提感觉呼吸都变得困难,那种压迫感不仅仅是气势,还夹杂着某种实质性的力量。</w:t>
-      </w:r>
-    </w:p>
-    <w:p>
-      <w:pPr>
-        <w:pStyle w:val="11"/>
-        <w:widowControl/>
-      </w:pPr>
-      <w:r>
-        <w:t>"什么?!"加尔猛地站起,但立刻被这股气势压得踉跄后退。</w:t>
-      </w:r>
-    </w:p>
-    <w:p>
-      <w:pPr>
-        <w:pStyle w:val="11"/>
-        <w:widowControl/>
-      </w:pPr>
-      <w:r>
-        <w:t>门外传来急促的脚步声,十几名全副武装的士兵冲进房间,将三人团团围住。他们手持长矛和盾牌,动作训练有素,显然早有准备。</w:t>
-      </w:r>
-    </w:p>
-    <w:p>
-      <w:pPr>
-        <w:pStyle w:val="11"/>
-        <w:widowControl/>
-      </w:pPr>
-      <w:r>
-        <w:t>"凯恩,我们不知道什么进化教派!"格林急忙解释,"我们只是普通的冒险者!"</w:t>
-      </w:r>
-    </w:p>
-    <w:p>
-      <w:pPr>
-        <w:pStyle w:val="11"/>
-        <w:widowControl/>
-      </w:pPr>
-      <w:r>
-        <w:t>"普通的冒险者?"凯恩的声音如同冰霜,"普通的冒险者身上会有这么浓郁的以太气息?普通的冒险者的孩子会出现结晶化的征兆?凭你们这种实力根本不可能穿越的了以太风暴，你当我是傻子吗！"</w:t>
-      </w:r>
-    </w:p>
-    <w:p>
-      <w:pPr>
-        <w:pStyle w:val="11"/>
-        <w:widowControl/>
-      </w:pPr>
-      <w:r>
-        <w:t>他走到诺提面前,俯视着这个少年:"你身上的以太浓度,和那些被改造过的孩子一模一样。你不用担心自身的安全，如果他们二人是进化教派的走狗，我会立刻处决他们。"</w:t>
-      </w:r>
-    </w:p>
-    <w:p>
-      <w:pPr>
-        <w:pStyle w:val="11"/>
-        <w:widowControl/>
+        <w:rPr>
+          <w:rFonts w:hint="eastAsia"/>
+        </w:rPr>
+      </w:pPr>
+      <w:r>
+        <w:t>三人愣了一下,但还是伸出了手。凯恩站起身,走到他们面前,仔细查看他们的手掌和手臂。</w:t>
+      </w:r>
+      <w:r>
+        <w:br w:type="textWrapping"/>
+      </w:r>
+      <w:r>
+        <w:rPr>
+          <w:rFonts w:hint="eastAsia"/>
+          <w:lang w:val="en-US" w:eastAsia="zh-CN"/>
+        </w:rPr>
+        <w:tab/>
+      </w:r>
+      <w:r>
+        <w:rPr>
+          <w:rFonts w:hint="eastAsia"/>
+        </w:rPr>
+        <w:t>凯恩的手指在诺提手臂的结晶纹路上停留了片刻。他的眼神骤然变得锐利如刀，刚才那一丝审慎的柔和瞬间冻结、剥落。</w:t>
+      </w:r>
+    </w:p>
+    <w:p>
+      <w:pPr>
+        <w:pStyle w:val="11"/>
+        <w:widowControl/>
+        <w:rPr>
+          <w:rFonts w:hint="eastAsia"/>
+        </w:rPr>
+      </w:pPr>
+      <w:r>
+        <w:rPr>
+          <w:rFonts w:hint="eastAsia"/>
+        </w:rPr>
+        <w:t>房间里的空气似乎都停止了流动。</w:t>
+      </w:r>
+    </w:p>
+    <w:p>
+      <w:pPr>
+        <w:pStyle w:val="11"/>
+        <w:widowControl/>
+        <w:rPr>
+          <w:rFonts w:hint="eastAsia"/>
+        </w:rPr>
+      </w:pPr>
+      <w:r>
+        <w:rPr>
+          <w:rFonts w:hint="eastAsia"/>
+        </w:rPr>
+        <w:t>“……果然。”凯恩的声音很轻，却让诺提汗毛倒竖。那声音里没有愤怒，只有一种深入骨髓的冰冷确认。“这种纹路……这种以太滞留的浓度……”</w:t>
+      </w:r>
+    </w:p>
+    <w:p>
+      <w:pPr>
+        <w:pStyle w:val="11"/>
+        <w:widowControl/>
+        <w:rPr>
+          <w:rFonts w:hint="eastAsia"/>
+        </w:rPr>
+      </w:pPr>
+      <w:r>
+        <w:rPr>
+          <w:rFonts w:hint="eastAsia"/>
+        </w:rPr>
+        <w:t>他缓缓收回手，站直身体。那一瞬间，一股实质般的压迫感从他身上爆发开来，不再是威严，而是杀意。诺提感到呼吸困难，仿佛被无形的巨石压在胸口。</w:t>
+      </w:r>
+    </w:p>
+    <w:p>
+      <w:pPr>
+        <w:pStyle w:val="11"/>
+        <w:widowControl/>
+        <w:rPr>
+          <w:rFonts w:hint="eastAsia"/>
+        </w:rPr>
+      </w:pPr>
+      <w:r>
+        <w:rPr>
+          <w:rFonts w:hint="eastAsia"/>
+        </w:rPr>
+        <w:t>“你们和‘进化教派’，是什么关系？”凯恩问。语气平静，</w:t>
+      </w:r>
+      <w:r>
+        <w:rPr>
+          <w:rFonts w:hint="eastAsia"/>
+          <w:lang w:val="en-US" w:eastAsia="zh-CN"/>
+        </w:rPr>
+        <w:t>但散发的气场</w:t>
+      </w:r>
+      <w:r>
+        <w:rPr>
+          <w:rFonts w:hint="eastAsia"/>
+        </w:rPr>
+        <w:t>却让加尔和格林瞬间脸色煞白。</w:t>
+      </w:r>
+    </w:p>
+    <w:p>
+      <w:pPr>
+        <w:pStyle w:val="11"/>
+        <w:widowControl/>
+        <w:rPr>
+          <w:rFonts w:hint="eastAsia"/>
+        </w:rPr>
+      </w:pPr>
+      <w:r>
+        <w:rPr>
+          <w:rFonts w:hint="eastAsia"/>
+        </w:rPr>
+        <w:t>“什么教派？我们不知道——”格林急声道。</w:t>
+      </w:r>
+    </w:p>
+    <w:p>
+      <w:pPr>
+        <w:pStyle w:val="11"/>
+        <w:widowControl/>
+        <w:rPr>
+          <w:rFonts w:hint="eastAsia"/>
+        </w:rPr>
+      </w:pPr>
+      <w:r>
+        <w:rPr>
+          <w:rFonts w:hint="eastAsia"/>
+        </w:rPr>
+        <w:t>“闭嘴。”凯恩打断他，目光死死锁定在诺提身上，仿佛要穿透他的皮肤，看清内在的灵魂。“普通的以太侵蚀，结晶会逐渐剥离、消散。只有长期、定向接受高浓度以太灌注的‘实验体’，身上才会留下这种活性的、与生命迹象共鸣的纹路。说，你们把‘果园’设在附近哪里？这孩子是第几批‘作品’？”</w:t>
+      </w:r>
+    </w:p>
+    <w:p>
+      <w:pPr>
+        <w:pStyle w:val="11"/>
+        <w:widowControl/>
+        <w:rPr>
+          <w:rFonts w:hint="eastAsia"/>
+        </w:rPr>
+      </w:pPr>
+      <w:r>
+        <w:rPr>
+          <w:rFonts w:hint="eastAsia"/>
+        </w:rPr>
+        <w:t>他的指控如同冰锥。门外的守卫仿佛收到无声的指令，瞬间涌入，利刃出鞘，封死了所有退路。</w:t>
+      </w:r>
+    </w:p>
+    <w:p>
+      <w:pPr>
+        <w:pStyle w:val="11"/>
+        <w:widowControl/>
+        <w:rPr>
+          <w:rFonts w:hint="eastAsia"/>
+        </w:rPr>
+      </w:pPr>
+      <w:r>
+        <w:rPr>
+          <w:rFonts w:hint="eastAsia"/>
+        </w:rPr>
+        <w:t>诺提在巨大的压力下几乎无法思考，但“实验体”、“果园”、“作品”这些词，与他之前听到的碎片信息轰然对撞。他猛地明白凯恩在怀疑什么了。</w:t>
+      </w:r>
+    </w:p>
+    <w:p>
+      <w:pPr>
+        <w:pStyle w:val="11"/>
+        <w:widowControl/>
+        <w:rPr>
+          <w:rFonts w:hint="eastAsia"/>
+        </w:rPr>
+      </w:pPr>
+      <w:r>
+        <w:rPr>
+          <w:rFonts w:hint="eastAsia"/>
+        </w:rPr>
+        <w:t>“我们不是！”诺提用尽全力喊出来，声音因压迫而嘶哑，“这纹路是我母亲用精灵泉救我的时候留下的！我们是从北方大陆逃过来的，被暗精灵追杀，穿越了以太风暴！”</w:t>
+      </w:r>
+    </w:p>
+    <w:p>
+      <w:pPr>
+        <w:pStyle w:val="11"/>
+        <w:widowControl/>
+        <w:rPr>
+          <w:rFonts w:hint="eastAsia"/>
+        </w:rPr>
+      </w:pPr>
+      <w:r>
+        <w:rPr>
+          <w:rFonts w:hint="eastAsia"/>
+        </w:rPr>
+        <w:t>“穿越以太风暴？”凯恩嗤笑一声，满是讥讽，“就凭你们？一个中位战士，一个工匠，一个孩子？那种浓度的以太乱流，足以在几分钟内让上位职业者失去理智、身体崩溃。你们不仅活下来了，这孩子身上的以太反应还如此‘温顺’？”</w:t>
+      </w:r>
+    </w:p>
+    <w:p>
+      <w:pPr>
+        <w:pStyle w:val="11"/>
+        <w:widowControl/>
+        <w:rPr>
+          <w:rFonts w:hint="eastAsia"/>
+        </w:rPr>
+      </w:pPr>
+      <w:r>
+        <w:rPr>
+          <w:rFonts w:hint="eastAsia"/>
+        </w:rPr>
+        <w:t>他踏前一步，巨大的阴影笼罩诺提。“我在‘果园’里待了五年。我见过上百个像你这样的孩子。有的死了，有的疯了，还有的……变成了怪物。你身上散发出的‘味道’，和他们一模一样。那是灵魂被强行改造后，残留的痛苦回声。”</w:t>
+      </w:r>
+    </w:p>
+    <w:p>
+      <w:pPr>
+        <w:pStyle w:val="11"/>
+        <w:widowControl/>
+        <w:rPr>
+          <w:rFonts w:hint="eastAsia"/>
+        </w:rPr>
+      </w:pPr>
+      <w:r>
+        <w:rPr>
+          <w:rFonts w:hint="eastAsia"/>
+        </w:rPr>
+        <w:t>凯恩猛地扯开自己右臂的衣袖。触目惊心的景象展现在众人面前——手臂上布满了纵横交错的陈旧疤痕，而在疤痕之间，是比诺提身上更加密集、颜色更深的暗蓝色结晶纹路，如同镶嵌在血肉中的诅咒宝石，微微搏动，仿佛拥有独立的生命。</w:t>
+      </w:r>
+    </w:p>
+    <w:p>
+      <w:pPr>
+        <w:pStyle w:val="11"/>
+        <w:widowControl/>
+        <w:rPr>
+          <w:rFonts w:hint="eastAsia"/>
+        </w:rPr>
+      </w:pPr>
+      <w:r>
+        <w:rPr>
+          <w:rFonts w:hint="eastAsia"/>
+        </w:rPr>
+        <w:t>“看清楚了吗？”凯恩的声音因压抑的情感而颤抖，那不仅仅是愤怒，更有深切的、几乎要溢出的痛苦。“这就是‘进化教派’的礼物。用孩子的身体和灵魂作为土壤，培育他们想要的‘力量果实’。而你——”</w:t>
+      </w:r>
+    </w:p>
+    <w:p>
+      <w:pPr>
+        <w:pStyle w:val="11"/>
+        <w:widowControl/>
+        <w:rPr>
+          <w:rFonts w:hint="eastAsia"/>
+        </w:rPr>
+      </w:pPr>
+      <w:r>
+        <w:rPr>
+          <w:rFonts w:hint="eastAsia"/>
+        </w:rPr>
+        <w:t>他的目光再次钉在诺提脸上。</w:t>
+      </w:r>
+    </w:p>
+    <w:p>
+      <w:pPr>
+        <w:pStyle w:val="11"/>
+        <w:widowControl/>
+      </w:pPr>
+      <w:r>
+        <w:rPr>
+          <w:rFonts w:hint="eastAsia"/>
+        </w:rPr>
+        <w:t>“你告诉我，一个‘自然’穿越风暴幸存的孩子，为什么会带着和他们‘培育’出的怪物相似的印记？！”</w:t>
+      </w:r>
+    </w:p>
+    <w:p>
+      <w:pPr>
+        <w:pStyle w:val="11"/>
+        <w:widowControl/>
+        <w:rPr>
+          <w:rFonts w:hint="eastAsia"/>
+        </w:rPr>
       </w:pPr>
       <w:r>
         <w:t>诺提抬起头,直视着凯恩的眼睛。他能感觉到对方眼中的怒火,但那怒火之下,还有深深的痛苦与怨恨。</w:t>
@@ -3045,504 +3240,508 @@
       <w:pPr>
         <w:pStyle w:val="11"/>
         <w:widowControl/>
-      </w:pPr>
-      <w:r>
-        <w:t>"我不知道什么进化教派。"诺提的声音很平静,”这印记是母亲为了救我,用精灵泉的力量将我体内的以太稳定时留下的。可以和我说说进化教派的事吗？"</w:t>
-      </w:r>
-    </w:p>
-    <w:p>
-      <w:pPr>
-        <w:pStyle w:val="11"/>
-        <w:widowControl/>
-      </w:pPr>
-      <w:r>
-        <w:t>凯恩盯着诺提，试图从他眼里找出撒谎的痕迹。</w:t>
-      </w:r>
-    </w:p>
-    <w:p>
-      <w:pPr>
-        <w:pStyle w:val="11"/>
-        <w:widowControl/>
-      </w:pPr>
-      <w:r>
-        <w:t>"进化教派..."他缓缓开口,声音中带着压抑的愤怒,"是一个丧心病狂的组织。他们相信,通过人为的方式让儿童超量接触以太,以此培养出拥有强大魔力和异能的战士。"</w:t>
-      </w:r>
-    </w:p>
-    <w:p>
-      <w:pPr>
-        <w:pStyle w:val="11"/>
-        <w:widowControl/>
-      </w:pPr>
-      <w:r>
-        <w:t>房间内陷入死寂，凯恩挥手示意守卫们放下武器。</w:t>
-      </w:r>
-    </w:p>
-    <w:p>
-      <w:pPr>
-        <w:pStyle w:val="11"/>
-        <w:widowControl/>
-      </w:pPr>
-      <w:r>
-        <w:t>"他们会从各地掠夺有潜质的孩子,关在特制的牢笼里,强迫他们吸收以太。"凯恩的拳头紧握,指节发白,"那些孩子大多数会死,死得很惨——有的身体崩溃,有的精神崩溃,有的变成了怪物。只有极少数能活下来,成为他们的'作品'。"</w:t>
-      </w:r>
-    </w:p>
-    <w:p>
-      <w:pPr>
-        <w:pStyle w:val="11"/>
-        <w:widowControl/>
-      </w:pPr>
-      <w:r>
-        <w:t>诺提感到一阵恶寒。这种做法...简直是把人当成了实验品。</w:t>
-      </w:r>
-    </w:p>
-    <w:p>
-      <w:pPr>
-        <w:pStyle w:val="11"/>
-        <w:widowControl/>
-      </w:pPr>
-      <w:r>
-        <w:t>"而我..."凯恩抬起右手,袖子滑落,露出手臂上密密麻麻的疤痕,以及其中隐约可见的结晶纹路,"就是那些幸存者之一。"</w:t>
-      </w:r>
-    </w:p>
-    <w:p>
-      <w:pPr>
-        <w:pStyle w:val="11"/>
-        <w:widowControl/>
-      </w:pPr>
-      <w:r>
-        <w:t>格林倒吸一口冷气。加尔的脸色变得铁青。</w:t>
-      </w:r>
-    </w:p>
-    <w:p>
-      <w:pPr>
-        <w:pStyle w:val="11"/>
-        <w:widowControl/>
-      </w:pPr>
-      <w:r>
-        <w:t>"我三岁时被他们抓走,在那个地狱般的地方待了五年。"凯恩的声音变得低沉,"我看着和我一起的孩子一个个死去,看着他们在痛苦中挣扎,看着他们变成怪物被处理掉。"</w:t>
-      </w:r>
-    </w:p>
-    <w:p>
-      <w:pPr>
-        <w:pStyle w:val="11"/>
-        <w:widowControl/>
-      </w:pPr>
-      <w:r>
-        <w:t>他放下手臂,目光再次落在诺提身上:"我在一次运输途中趁乱逃离,流浪了很久,加入了中央大陆的军队。凭借这该死的力量,我一路升迁成为了席徳大公的亲信。"</w:t>
-      </w:r>
-    </w:p>
-    <w:p>
-      <w:pPr>
-        <w:pStyle w:val="11"/>
-        <w:widowControl/>
-      </w:pPr>
-      <w:r>
-        <w:t>"政治斗争中没有永远的赢家。"凯恩自嘲地笑了笑,"大公在斗争中被刺杀,我被诬陷是帝国的内应被流放到了这里，席徳的领地被竞争对手蚕食，席徳的次子成了王座上的傀儡。"</w:t>
-      </w:r>
-    </w:p>
-    <w:p>
-      <w:pPr>
-        <w:pStyle w:val="11"/>
-        <w:widowControl/>
-      </w:pPr>
-      <w:r>
-        <w:t>房间内陷入长久的沉默。</w:t>
-      </w:r>
-    </w:p>
-    <w:p>
-      <w:pPr>
-        <w:pStyle w:val="11"/>
-        <w:widowControl/>
-      </w:pPr>
-      <w:r>
-        <w:t>诺提终于明白了凯恩眼中的痛苦从何而来。那不仅是身体上的伤痕,更是心灵上无法愈合的创伤。</w:t>
-      </w:r>
-    </w:p>
-    <w:p>
-      <w:pPr>
-        <w:pStyle w:val="11"/>
-        <w:widowControl/>
-      </w:pPr>
-      <w:r>
-        <w:t>"所以..."加尔小心翼翼地开口,"您怀疑我们是进化教派的人?"</w:t>
-      </w:r>
-    </w:p>
-    <w:p>
-      <w:pPr>
-        <w:pStyle w:val="11"/>
-        <w:widowControl/>
-      </w:pPr>
-      <w:r>
-        <w:t>"一开始是的。"凯恩的气势逐渐收敛,"但现在我知道你们不是。"</w:t>
-      </w:r>
-    </w:p>
-    <w:p>
-      <w:pPr>
-        <w:pStyle w:val="11"/>
-        <w:widowControl/>
-      </w:pPr>
-      <w:r>
-        <w:t>"为什么?"</w:t>
-      </w:r>
-    </w:p>
-    <w:p>
-      <w:pPr>
-        <w:pStyle w:val="11"/>
-        <w:widowControl/>
-      </w:pPr>
-      <w:r>
-        <w:t>"因为进化教派不会盯上成年人。"凯恩解释道,"成年后,身体对以太有着自然的抵抗力,不论是正向的异变还是负面的异变都相对有限。他们只对儿童感兴趣,因为儿童的身体更容易被改造。"</w:t>
-      </w:r>
-    </w:p>
-    <w:p>
-      <w:pPr>
-        <w:pStyle w:val="11"/>
-        <w:widowControl/>
-      </w:pPr>
-      <w:r>
-        <w:t>他看向三人:"你们应该是受到了过量以太的冲击,身体产生了异变。这种情况虽然罕见,但并非没有先例。"</w:t>
-      </w:r>
-    </w:p>
-    <w:p>
-      <w:pPr>
-        <w:pStyle w:val="11"/>
-        <w:widowControl/>
-      </w:pPr>
-      <w:r>
-        <w:t>"但我必须确认。"凯恩的语气变得严肃,"进化教派的势力遍布各大陆,他们狡猾而残忍。如果让他们在这里立足,后果不堪设想。"</w:t>
-      </w:r>
-    </w:p>
-    <w:p>
-      <w:pPr>
-        <w:pStyle w:val="11"/>
-        <w:widowControl/>
-      </w:pPr>
-      <w:r>
-        <w:t>"我理解。"加尔松了口气,"如果我是您,也会这么做。"</w:t>
-      </w:r>
-    </w:p>
-    <w:p>
-      <w:pPr>
-        <w:pStyle w:val="11"/>
-        <w:widowControl/>
-      </w:pPr>
-      <w:r>
-        <w:t>凯恩重新坐回主位,气势完全收敛,又恢复了那个沉稳的领导者形象。"既然误会解除了,我们来谈谈正事。"</w:t>
-      </w:r>
-    </w:p>
-    <w:p>
-      <w:pPr>
-        <w:pStyle w:val="11"/>
-        <w:widowControl/>
-      </w:pPr>
-      <w:r>
-        <w:t>他展开桌上的地图,指向聚落南侧的一片区域:"这里有几处地下洞窟,规模不大,但里面栖息着不少魔物。它们吸收以太的能量,变得越来越强。"</w:t>
-      </w:r>
-    </w:p>
-    <w:p>
-      <w:pPr>
-        <w:pStyle w:val="11"/>
-        <w:widowControl/>
-      </w:pPr>
-      <w:r>
-        <w:t>"地下洞窟?"格林凑近查看。</w:t>
-      </w:r>
-    </w:p>
-    <w:p>
-      <w:pPr>
-        <w:pStyle w:val="11"/>
-        <w:widowControl/>
-      </w:pPr>
-      <w:r>
-        <w:t>"受以太风影响,有些建筑会变得异常坚固。"凯恩解释道,"在岁月的更替中,它们被掩埋在地下,成为了魔物的巢穴。规模较小的我们称为地下洞窟,规模大的则称为地下城——那里通常有大型魔物栖息,是冒险者们的主要狩猎场。"</w:t>
-      </w:r>
-    </w:p>
-    <w:p>
-      <w:pPr>
-        <w:pStyle w:val="11"/>
-        <w:widowControl/>
-      </w:pPr>
-      <w:r>
-        <w:t>"我希望你们能帮忙清除这些洞窟中的魔物。"凯恩看向加尔和格林,"这样我们的矿石开采行动才能继续进行。作为回报,你们可以保留收获战利品,并且获得留在黑城的许可。"</w:t>
-      </w:r>
-    </w:p>
-    <w:p>
-      <w:pPr>
-        <w:pStyle w:val="11"/>
-        <w:widowControl/>
-      </w:pPr>
-      <w:r>
-        <w:t>加尔和格林对视一眼,点了点头。这是个公平的交易，作为冒险者时二人也会接取清理魔物的委托来赚取在旅馆住宿的费用。</w:t>
-      </w:r>
-    </w:p>
-    <w:p>
-      <w:pPr>
-        <w:pStyle w:val="11"/>
-        <w:widowControl/>
-      </w:pPr>
-      <w:r>
-        <w:t>"不过..."凯恩话锋一转,"在此之前,我建议你们先参加兵团的训练,看看能否学会使用魔力。"</w:t>
-      </w:r>
-    </w:p>
-    <w:p>
-      <w:pPr>
-        <w:pStyle w:val="11"/>
-        <w:widowControl/>
-      </w:pPr>
-      <w:r>
-        <w:t>"魔力?"诺提眼睛一亮。</w:t>
-      </w:r>
-    </w:p>
-    <w:p>
-      <w:pPr>
-        <w:pStyle w:val="11"/>
-        <w:widowControl/>
-      </w:pPr>
-      <w:r>
-        <w:t>在北方大陆,魔力的使用从未普及,只有少数种族内部有传承,各部族都将其视为不外传的秘密。</w:t>
-      </w:r>
-    </w:p>
-    <w:p>
-      <w:pPr>
-        <w:pStyle w:val="11"/>
-        <w:widowControl/>
-      </w:pPr>
-      <w:r>
-        <w:t>"为了领土与权利会手足相残的人类在这方面倒一直是很团结。" 格林惊讶道。</w:t>
-      </w:r>
-    </w:p>
-    <w:p>
-      <w:pPr>
-        <w:pStyle w:val="11"/>
-        <w:widowControl/>
-      </w:pPr>
-      <w:r>
-        <w:t>"我能否也一起学习人类的魔术？"</w:t>
-      </w:r>
-    </w:p>
-    <w:p>
-      <w:pPr>
-        <w:pStyle w:val="11"/>
-        <w:widowControl/>
-      </w:pPr>
-      <w:r>
-        <w:t>"如果这对你有帮助的话，我很乐意见到城里多出一位拿大锤的术师。" 凯恩笑着回答格林。</w:t>
-      </w:r>
-    </w:p>
-    <w:p>
-      <w:pPr>
-        <w:pStyle w:val="11"/>
-        <w:widowControl/>
-      </w:pPr>
-      <w:r>
-        <w:t>"在中央大陆,魔力的使用是基础教育的一部分，但仍然只有少部分人能做到掌控魔力。"凯恩说道,"虽然这里是流放地,但我不打算让我的人只会近身肉搏，小队里有人能使用魔力的话能大大减少伤亡。"</w:t>
-      </w:r>
-    </w:p>
-    <w:p>
-      <w:pPr>
-        <w:pStyle w:val="11"/>
-        <w:widowControl/>
-      </w:pPr>
-      <w:r>
-        <w:t>诺提敏锐地察觉到一个细节——"我的人"。凯恩用的是这个词,而不是"流放者"或"囚犯"。</w:t>
-      </w:r>
-    </w:p>
-    <w:p>
-      <w:pPr>
-        <w:pStyle w:val="11"/>
-        <w:widowControl/>
-      </w:pPr>
-      <w:r>
-        <w:t>这根本不像流放地该有的运作方式。诺提想起了刚才看到的那些训练有素的士兵,想起了这座规划整齐的聚落,想起了墙上那幅详细的地图。</w:t>
-      </w:r>
-    </w:p>
-    <w:p>
-      <w:pPr>
-        <w:pStyle w:val="11"/>
-        <w:widowControl/>
-      </w:pPr>
-      <w:r>
-        <w:t>凯恩...似乎在训练一支军队。</w:t>
-      </w:r>
-    </w:p>
-    <w:p>
-      <w:pPr>
-        <w:pStyle w:val="11"/>
-        <w:widowControl/>
-      </w:pPr>
-      <w:r>
-        <w:t>他有更大的野心吗?是想在这片边缘之地建立自己的势力?还是有朝一日要杀回中央大陆?</w:t>
-      </w:r>
-    </w:p>
-    <w:p>
-      <w:pPr>
-        <w:pStyle w:val="11"/>
-        <w:widowControl/>
-      </w:pPr>
-      <w:r>
-        <w:t>诺提压下心中的疑问，现在不是追问的时候。</w:t>
-      </w:r>
-    </w:p>
-    <w:p>
-      <w:pPr>
-        <w:pStyle w:val="11"/>
-        <w:widowControl/>
-      </w:pPr>
-      <w:r>
-        <w:t>"魔力训练需要多久?"加尔问道。</w:t>
-      </w:r>
-    </w:p>
-    <w:p>
-      <w:pPr>
-        <w:pStyle w:val="11"/>
-        <w:widowControl/>
-      </w:pPr>
-      <w:r>
-        <w:t>"因人而异。"凯恩站起身,走到窗边,"有天赋的人几天就能入门,没天赋的人可能永远学不会。不过你们既然能在以太风暴中活下来,应该不会太差。"</w:t>
-      </w:r>
-    </w:p>
-    <w:p>
-      <w:pPr>
-        <w:pStyle w:val="11"/>
-        <w:widowControl/>
-      </w:pPr>
-      <w:r>
-        <w:t>他转过身,目光落在诺提身上:"至于你,由我亲自教导。"</w:t>
-      </w:r>
-    </w:p>
-    <w:p>
-      <w:pPr>
-        <w:pStyle w:val="11"/>
-        <w:widowControl/>
-      </w:pPr>
-      <w:r>
-        <w:t>"什么?"诺提愣住了。</w:t>
-      </w:r>
-    </w:p>
-    <w:p>
-      <w:pPr>
-        <w:pStyle w:val="11"/>
-        <w:widowControl/>
-      </w:pPr>
-      <w:r>
-        <w:t>"你身上的以太浓度太高,如果不学会控制魔力来稀释,迟早会出问题。</w:t>
-      </w:r>
-    </w:p>
-    <w:p>
-      <w:pPr>
-        <w:pStyle w:val="11"/>
-        <w:widowControl/>
-      </w:pPr>
-      <w:r>
-        <w:t>"凯恩走到诺提面前,蹲下身与他平视,"你和我一样,都是被以太改变过的人。也许我的经验能帮到你。"</w:t>
-      </w:r>
-    </w:p>
-    <w:p>
-      <w:pPr>
-        <w:pStyle w:val="11"/>
-        <w:widowControl/>
-      </w:pPr>
-      <w:r>
-        <w:t>诺提看着凯恩眼中的真诚,心中涌起一股暖流。这个看似冷酷的男人,内心深处或许还保留着当年那个受尽折磨的孩子的善良。</w:t>
-      </w:r>
-    </w:p>
-    <w:p>
-      <w:pPr>
-        <w:pStyle w:val="11"/>
-        <w:widowControl/>
-      </w:pPr>
-      <w:r>
-        <w:t>"谢谢。"诺提认真地说。</w:t>
-      </w:r>
-    </w:p>
-    <w:p>
-      <w:pPr>
-        <w:pStyle w:val="11"/>
-        <w:widowControl/>
-      </w:pPr>
-      <w:r>
-        <w:t>"别急着谢。"凯恩站起身,嘴角勾起一丝笑意,"我的训练可不轻松。"</w:t>
-      </w:r>
-    </w:p>
-    <w:p>
-      <w:pPr>
-        <w:pStyle w:val="11"/>
-        <w:widowControl/>
-      </w:pPr>
-      <w:r>
-        <w:t>接下来的几天,三人开始了各自的训练。</w:t>
-      </w:r>
-    </w:p>
-    <w:p>
-      <w:pPr>
-        <w:pStyle w:val="11"/>
-        <w:widowControl/>
-      </w:pPr>
-      <w:r>
-        <w:t>加尔和格林被编入了兵团的训练队伍,一起学习基础的魔力运用。</w:t>
-      </w:r>
-    </w:p>
-    <w:p>
-      <w:pPr>
-        <w:pStyle w:val="11"/>
-        <w:widowControl/>
-      </w:pPr>
-      <w:r>
-        <w:t>教官是一位来自中央大陆的前骑士,因为在决斗中失手杀死了贵族的儿子而被流放至此。</w:t>
-      </w:r>
-    </w:p>
-    <w:p>
-      <w:pPr>
-        <w:pStyle w:val="11"/>
-        <w:widowControl/>
-      </w:pPr>
-      <w:r>
-        <w:t>他的教学方法简单粗暴——先讲解理论,然后让学员们自己摸索,做不到就加倍体能训练。</w:t>
-      </w:r>
-    </w:p>
-    <w:p>
-      <w:pPr>
-        <w:pStyle w:val="11"/>
-        <w:widowControl/>
-      </w:pPr>
-      <w:r>
-        <w:t>格林有矮人族魔术的基础，对于人类的术式也能触类旁通，掌握得很快。</w:t>
-      </w:r>
-    </w:p>
-    <w:p>
-      <w:pPr>
-        <w:pStyle w:val="11"/>
-        <w:widowControl/>
-      </w:pPr>
-      <w:r>
-        <w:t>但</w:t>
-      </w:r>
-    </w:p>
-    <w:p>
-      <w:pPr>
-        <w:pStyle w:val="11"/>
-        <w:widowControl/>
-      </w:pPr>
-      <w:r>
-        <w:t>加尔从未学习过魔术，为此吃了不少苦头，最终也未能释放出任何基础魔术。</w:t>
-      </w:r>
-    </w:p>
-    <w:p>
-      <w:pPr>
-        <w:pStyle w:val="11"/>
-        <w:widowControl/>
-      </w:pPr>
-      <w:r>
-        <w:t>但在每次体能训练后他都能感觉到魔术在体内的流动，结合教官的理论，最终也能做到将魔力附加到武器上这种程度了。</w:t>
-      </w:r>
-    </w:p>
-    <w:p>
-      <w:pPr>
-        <w:pStyle w:val="11"/>
-        <w:widowControl/>
-      </w:pPr>
-      <w:r>
-        <w:t>诺提的训练则完全不同。</w:t>
+        <w:rPr>
+          <w:rFonts w:hint="eastAsia"/>
+        </w:rPr>
+      </w:pPr>
+      <w:r>
+        <w:rPr>
+          <w:rFonts w:hint="eastAsia"/>
+        </w:rPr>
+        <w:t>加尔脸色苍白。他意识到自己犯了一个致命的错误——为了隐瞒以太源晶的存在，他编造了“穿越风暴”的冒险故事，但这恰恰触动了凯恩最敏感的神经。</w:t>
+      </w:r>
+    </w:p>
+    <w:p>
+      <w:pPr>
+        <w:pStyle w:val="11"/>
+        <w:widowControl/>
+        <w:rPr>
+          <w:rFonts w:hint="eastAsia"/>
+        </w:rPr>
+      </w:pPr>
+      <w:r>
+        <w:rPr>
+          <w:rFonts w:hint="eastAsia"/>
+        </w:rPr>
+        <w:t>“我们……”加尔张了张嘴，却发现自己陷入了两难：继续圆谎，漏洞只会越来越大；说出真相，就要暴露以太源晶。</w:t>
+      </w:r>
+    </w:p>
+    <w:p>
+      <w:pPr>
+        <w:pStyle w:val="11"/>
+        <w:widowControl/>
+        <w:rPr>
+          <w:rFonts w:hint="eastAsia"/>
+        </w:rPr>
+      </w:pPr>
+      <w:r>
+        <w:rPr>
+          <w:rFonts w:hint="eastAsia"/>
+        </w:rPr>
+        <w:t>就在这时，诺提突然开口了。</w:t>
+      </w:r>
+    </w:p>
+    <w:p>
+      <w:pPr>
+        <w:pStyle w:val="11"/>
+        <w:widowControl/>
+        <w:rPr>
+          <w:rFonts w:hint="eastAsia"/>
+        </w:rPr>
+      </w:pPr>
+      <w:r>
+        <w:rPr>
+          <w:rFonts w:hint="eastAsia"/>
+        </w:rPr>
+        <w:t>诺提却摇了摇头，他看向凯恩：“在</w:t>
+      </w:r>
+      <w:r>
+        <w:rPr>
+          <w:rFonts w:hint="eastAsia"/>
+          <w:lang w:val="en-US" w:eastAsia="zh-CN"/>
+        </w:rPr>
+        <w:t>回答</w:t>
+      </w:r>
+      <w:r>
+        <w:rPr>
+          <w:rFonts w:hint="eastAsia"/>
+        </w:rPr>
+        <w:t>之前，我</w:t>
+      </w:r>
+      <w:r>
+        <w:rPr>
+          <w:rFonts w:hint="eastAsia"/>
+          <w:lang w:val="en-US" w:eastAsia="zh-CN"/>
+        </w:rPr>
+        <w:t>能否问您一个</w:t>
+      </w:r>
+      <w:r>
+        <w:rPr>
+          <w:rFonts w:hint="eastAsia"/>
+        </w:rPr>
+        <w:t>问题：进化教派的实验体，身上的人造以太结晶，是不是完全与宿主身体排斥？像异物一样强行植入？”</w:t>
+      </w:r>
+    </w:p>
+    <w:p>
+      <w:pPr>
+        <w:pStyle w:val="11"/>
+        <w:widowControl/>
+        <w:rPr>
+          <w:rFonts w:hint="eastAsia"/>
+        </w:rPr>
+      </w:pPr>
+      <w:r>
+        <w:rPr>
+          <w:rFonts w:hint="eastAsia"/>
+        </w:rPr>
+        <w:t>凯恩皱眉：“你怎么知道？”</w:t>
+      </w:r>
+    </w:p>
+    <w:p>
+      <w:pPr>
+        <w:pStyle w:val="11"/>
+        <w:widowControl/>
+        <w:rPr>
+          <w:rFonts w:hint="eastAsia"/>
+        </w:rPr>
+      </w:pPr>
+      <w:r>
+        <w:rPr>
+          <w:rFonts w:hint="eastAsia"/>
+        </w:rPr>
+        <w:t>“因为我的纹路不是这样。”诺提卷起袖子，露出那些淡蓝色的结晶纹路，“您刚才说，它们像活的一样在流动。那您再仔细看看——这些纹路的走向，是不是完全沿着我的血脉和经络分布？就像……它们本来就是我身体的一部分。”</w:t>
+      </w:r>
+    </w:p>
+    <w:p>
+      <w:pPr>
+        <w:pStyle w:val="11"/>
+        <w:widowControl/>
+        <w:rPr>
+          <w:rFonts w:hint="eastAsia"/>
+        </w:rPr>
+      </w:pPr>
+      <w:r>
+        <w:rPr>
+          <w:rFonts w:hint="eastAsia"/>
+        </w:rPr>
+        <w:t>凯恩走近细看，这次他看得更加仔细。片刻后，他的瞳孔微微收缩。</w:t>
+      </w:r>
+    </w:p>
+    <w:p>
+      <w:pPr>
+        <w:pStyle w:val="11"/>
+        <w:widowControl/>
+        <w:rPr>
+          <w:rFonts w:hint="eastAsia"/>
+        </w:rPr>
+      </w:pPr>
+      <w:r>
+        <w:rPr>
+          <w:rFonts w:hint="eastAsia"/>
+        </w:rPr>
+        <w:t>“自然融合……”他喃喃道，“这不是后天植入，这是先天……或者至少是在生命形成初期就存在的结构。进化教派的技术做不到这种程度的融合，他们的‘作品’</w:t>
+      </w:r>
+      <w:r>
+        <w:rPr>
+          <w:rFonts w:hint="eastAsia"/>
+          <w:lang w:val="en-US" w:eastAsia="zh-CN"/>
+        </w:rPr>
+        <w:t>寿命大幅缩减，</w:t>
+      </w:r>
+      <w:r>
+        <w:rPr>
+          <w:rFonts w:hint="eastAsia"/>
+        </w:rPr>
+        <w:t>就是因为排斥反应。”</w:t>
+      </w:r>
+    </w:p>
+    <w:p>
+      <w:pPr>
+        <w:pStyle w:val="11"/>
+        <w:widowControl/>
+        <w:rPr>
+          <w:rFonts w:hint="eastAsia"/>
+        </w:rPr>
+      </w:pPr>
+      <w:r>
+        <w:rPr>
+          <w:rFonts w:hint="eastAsia"/>
+        </w:rPr>
+        <w:t>“那这是什么？”诺提问。</w:t>
+      </w:r>
+    </w:p>
+    <w:p>
+      <w:pPr>
+        <w:pStyle w:val="11"/>
+        <w:widowControl/>
+        <w:rPr>
+          <w:rFonts w:hint="eastAsia"/>
+        </w:rPr>
+      </w:pPr>
+      <w:r>
+        <w:rPr>
+          <w:rFonts w:hint="eastAsia"/>
+        </w:rPr>
+        <w:t>凯恩沉默了很久，最终看向加尔：“你们到底隐瞒了什么？”</w:t>
+      </w:r>
+    </w:p>
+    <w:p>
+      <w:pPr>
+        <w:pStyle w:val="11"/>
+        <w:widowControl/>
+        <w:rPr>
+          <w:rFonts w:hint="eastAsia"/>
+        </w:rPr>
+      </w:pPr>
+      <w:r>
+        <w:rPr>
+          <w:rFonts w:hint="eastAsia"/>
+        </w:rPr>
+        <w:t>加尔闭上眼睛，深深吸了口气。当他再次睁眼时，眼中只剩下决绝。</w:t>
+      </w:r>
+    </w:p>
+    <w:p>
+      <w:pPr>
+        <w:pStyle w:val="11"/>
+        <w:widowControl/>
+        <w:rPr>
+          <w:rFonts w:hint="eastAsia"/>
+        </w:rPr>
+      </w:pPr>
+      <w:r>
+        <w:rPr>
+          <w:rFonts w:hint="eastAsia"/>
+        </w:rPr>
+        <w:t>“我撒谎了，凯恩。”他声音沙哑，“我们确实没有穿越风暴中心。但我们确实依靠了一样东西……一样我们从北方大陆带出来的东西。”</w:t>
+      </w:r>
+    </w:p>
+    <w:p>
+      <w:pPr>
+        <w:pStyle w:val="11"/>
+        <w:widowControl/>
+        <w:rPr>
+          <w:rFonts w:hint="eastAsia"/>
+        </w:rPr>
+      </w:pPr>
+      <w:r>
+        <w:rPr>
+          <w:rFonts w:hint="eastAsia"/>
+        </w:rPr>
+        <w:t>他缓缓解开腰间那个不起眼的皮质小包，层层解开封印。当幽蓝的光芒溢出时，凯恩整个人僵住了。</w:t>
+      </w:r>
+    </w:p>
+    <w:p>
+      <w:pPr>
+        <w:pStyle w:val="11"/>
+        <w:widowControl/>
+        <w:rPr>
+          <w:rFonts w:hint="eastAsia"/>
+        </w:rPr>
+      </w:pPr>
+      <w:r>
+        <w:rPr>
+          <w:rFonts w:hint="eastAsia"/>
+        </w:rPr>
+        <w:t>“这是……以太源晶的碎片？”凯恩的声音近乎耳语，“天然形成的……不可能，这东西只存在于古代遗迹的记载中……”</w:t>
+      </w:r>
+    </w:p>
+    <w:p>
+      <w:pPr>
+        <w:pStyle w:val="11"/>
+        <w:widowControl/>
+        <w:rPr>
+          <w:rFonts w:hint="eastAsia"/>
+        </w:rPr>
+      </w:pPr>
+      <w:r>
+        <w:rPr>
+          <w:rFonts w:hint="eastAsia"/>
+        </w:rPr>
+        <w:t>“我从老哥布林王的宝库里偷出来的，”加尔说，“只有碎片，而且能量已经大半耗尽了。但它足够做一件事——在以太风暴的边缘，为我们指引出一条勉强能通行的缝隙。”</w:t>
+      </w:r>
+    </w:p>
+    <w:p>
+      <w:pPr>
+        <w:pStyle w:val="11"/>
+        <w:widowControl/>
+        <w:rPr>
+          <w:rFonts w:hint="eastAsia"/>
+        </w:rPr>
+      </w:pPr>
+      <w:r>
+        <w:rPr>
+          <w:rFonts w:hint="eastAsia"/>
+        </w:rPr>
+        <w:t>他指向那块晶体：“诺提出生时全身结晶化濒死，是艾莉娅用精灵泉配合这块碎片残留的能量，强行稳定了他的状态。这些纹路……是源晶碎片、精灵泉和诺提自身血脉达成危险平衡后的印记。”</w:t>
+      </w:r>
+    </w:p>
+    <w:p>
+      <w:pPr>
+        <w:pStyle w:val="11"/>
+        <w:widowControl/>
+        <w:rPr>
+          <w:rFonts w:hint="eastAsia"/>
+        </w:rPr>
+      </w:pPr>
+      <w:r>
+        <w:rPr>
+          <w:rFonts w:hint="eastAsia"/>
+        </w:rPr>
+        <w:t>凯恩伸出手，悬在晶体上方。这一次，他没有触碰，而是仔细感受着那股能量波动。</w:t>
+      </w:r>
+    </w:p>
+    <w:p>
+      <w:pPr>
+        <w:pStyle w:val="11"/>
+        <w:widowControl/>
+        <w:rPr>
+          <w:rFonts w:hint="eastAsia"/>
+        </w:rPr>
+      </w:pPr>
+      <w:r>
+        <w:rPr>
+          <w:rFonts w:hint="eastAsia"/>
+          <w:lang w:val="en-US" w:eastAsia="zh-CN"/>
+        </w:rPr>
+        <w:t>妖异、危险</w:t>
+      </w:r>
+      <w:r>
+        <w:rPr>
+          <w:rFonts w:hint="eastAsia"/>
+        </w:rPr>
+        <w:t>却又深邃如星空。与进化教派那些暴烈、污浊、充满痛苦回响的人造结晶截然不同。</w:t>
+      </w:r>
+    </w:p>
+    <w:p>
+      <w:pPr>
+        <w:pStyle w:val="11"/>
+        <w:widowControl/>
+        <w:rPr>
+          <w:rFonts w:hint="eastAsia"/>
+        </w:rPr>
+      </w:pPr>
+      <w:r>
+        <w:rPr>
+          <w:rFonts w:hint="eastAsia"/>
+        </w:rPr>
+        <w:t>更让他震惊的是，当他靠近时，自己手臂上那些暗沉的人造结晶纹路传来隐隐的刺痛和排斥感——就像污秽本能地畏惧纯净。</w:t>
+      </w:r>
+    </w:p>
+    <w:p>
+      <w:pPr>
+        <w:pStyle w:val="11"/>
+        <w:widowControl/>
+        <w:rPr>
+          <w:rFonts w:hint="eastAsia"/>
+        </w:rPr>
+      </w:pPr>
+      <w:r>
+        <w:rPr>
+          <w:rFonts w:hint="eastAsia"/>
+        </w:rPr>
+        <w:t>而诺提身上的纹路，却与源晶碎片的光芒同步脉动，如同共鸣。</w:t>
+      </w:r>
+    </w:p>
+    <w:p>
+      <w:pPr>
+        <w:pStyle w:val="11"/>
+        <w:widowControl/>
+        <w:rPr>
+          <w:rFonts w:hint="eastAsia"/>
+        </w:rPr>
+      </w:pPr>
+      <w:r>
+        <w:rPr>
+          <w:rFonts w:hint="eastAsia"/>
+        </w:rPr>
+        <w:t>“……我明白了。”凯恩终于说，声音疲惫而复杂，“天然源晶会选择宿主，会与生命自然融合。进化教派穷尽百年，想要复制的就是这种状态，却只造出了扭曲的仿品。”</w:t>
+      </w:r>
+    </w:p>
+    <w:p>
+      <w:pPr>
+        <w:pStyle w:val="11"/>
+        <w:widowControl/>
+        <w:rPr>
+          <w:rFonts w:hint="eastAsia"/>
+        </w:rPr>
+      </w:pPr>
+      <w:r>
+        <w:rPr>
+          <w:rFonts w:hint="eastAsia"/>
+        </w:rPr>
+        <w:t>他挥手让守卫退下，房门重新关上。</w:t>
+      </w:r>
+    </w:p>
+    <w:p>
+      <w:pPr>
+        <w:pStyle w:val="11"/>
+        <w:widowControl/>
+        <w:rPr>
+          <w:rFonts w:hint="eastAsia"/>
+        </w:rPr>
+      </w:pPr>
+      <w:r>
+        <w:rPr>
+          <w:rFonts w:hint="eastAsia"/>
+        </w:rPr>
+        <w:t>“所以你不是‘作品’，”凯恩看着诺提，“你是被天然源晶认可的……某种存在。但这并没有让事情变得更简单。”</w:t>
+      </w:r>
+    </w:p>
+    <w:p>
+      <w:pPr>
+        <w:pStyle w:val="11"/>
+        <w:widowControl/>
+        <w:rPr>
+          <w:rFonts w:hint="eastAsia"/>
+        </w:rPr>
+      </w:pPr>
+      <w:r>
+        <w:rPr>
+          <w:rFonts w:hint="eastAsia"/>
+        </w:rPr>
+        <w:t>“为什么？”加尔问。</w:t>
+      </w:r>
+    </w:p>
+    <w:p>
+      <w:pPr>
+        <w:pStyle w:val="11"/>
+        <w:widowControl/>
+        <w:rPr>
+          <w:rFonts w:hint="eastAsia"/>
+        </w:rPr>
+      </w:pPr>
+      <w:r>
+        <w:rPr>
+          <w:rFonts w:hint="eastAsia"/>
+        </w:rPr>
+        <w:t>“因为天然源晶的宿主，历史上没有善终的。”凯恩说，“要么成为传奇，要么变成灾厄。而且——”</w:t>
+      </w:r>
+    </w:p>
+    <w:p>
+      <w:pPr>
+        <w:pStyle w:val="11"/>
+        <w:widowControl/>
+        <w:rPr>
+          <w:rFonts w:hint="eastAsia"/>
+        </w:rPr>
+      </w:pPr>
+      <w:r>
+        <w:rPr>
+          <w:rFonts w:hint="eastAsia"/>
+        </w:rPr>
+        <w:t>他盯着那块碎片：“这东西哪怕只是碎片，也是无数势力愿意为之流血的至宝。你们带着它，就像在黑暗森林里举着火把行走。”</w:t>
+      </w:r>
+    </w:p>
+    <w:p>
+      <w:pPr>
+        <w:pStyle w:val="11"/>
+        <w:widowControl/>
+        <w:rPr>
+          <w:rFonts w:hint="eastAsia"/>
+        </w:rPr>
+      </w:pPr>
+      <w:r>
+        <w:rPr>
+          <w:rFonts w:hint="eastAsia"/>
+        </w:rPr>
+        <w:t>加尔重新包裹好源晶碎片：“所以我们才需要黑岛，需要这片被诅咒的海域作为掩护。”</w:t>
+      </w:r>
+    </w:p>
+    <w:p>
+      <w:pPr>
+        <w:pStyle w:val="11"/>
+        <w:widowControl/>
+        <w:rPr>
+          <w:rFonts w:hint="eastAsia"/>
+        </w:rPr>
+      </w:pPr>
+      <w:r>
+        <w:rPr>
+          <w:rFonts w:hint="eastAsia"/>
+        </w:rPr>
+        <w:t>凯恩沉默了很长时间。最终，他点了点头。</w:t>
+      </w:r>
+    </w:p>
+    <w:p>
+      <w:pPr>
+        <w:pStyle w:val="11"/>
+        <w:widowControl/>
+        <w:rPr>
+          <w:rFonts w:hint="eastAsia"/>
+        </w:rPr>
+      </w:pPr>
+      <w:r>
+        <w:rPr>
+          <w:rFonts w:hint="eastAsia"/>
+        </w:rPr>
+        <w:t>“误会解除。但你们必须记住——从今以后，你们只是普通的逃亡者。诺提只是一个有些天赋的混血孩子。以太源晶的事，永远不要再提起。”</w:t>
+      </w:r>
+    </w:p>
+    <w:p>
+      <w:pPr>
+        <w:pStyle w:val="11"/>
+        <w:widowControl/>
+        <w:rPr>
+          <w:rFonts w:hint="eastAsia"/>
+        </w:rPr>
+      </w:pPr>
+      <w:r>
+        <w:rPr>
+          <w:rFonts w:hint="eastAsia"/>
+        </w:rPr>
+        <w:t>他走到地图前，背对着他们说：“明天开始，诺提接受我的训练。他必须学会控制体内的力量，在它引起注意之前。”</w:t>
+      </w:r>
+    </w:p>
+    <w:p>
+      <w:pPr>
+        <w:pStyle w:val="11"/>
+        <w:widowControl/>
+      </w:pPr>
+      <w:r>
+        <w:rPr>
+          <w:rFonts w:hint="eastAsia"/>
+        </w:rPr>
+        <w:t>“至于清理地下洞窟的任务……等你们准备好再说。”</w:t>
       </w:r>
     </w:p>
     <w:p>
@@ -3557,7 +3756,6 @@
         <w:rPr>
           <w:rFonts w:hint="eastAsia" w:ascii="黑体" w:hAnsi="黑体" w:eastAsia="黑体" w:cs="黑体"/>
           <w:b w:val="0"/>
-          <w:bdr w:val="none" w:sz="0" w:space="0"/>
         </w:rPr>
       </w:pPr>
       <w:r>
@@ -4179,7 +4377,6 @@
         <w:rPr>
           <w:rFonts w:hint="eastAsia" w:ascii="黑体" w:hAnsi="黑体" w:eastAsia="黑体" w:cs="黑体"/>
           <w:b w:val="0"/>
-          <w:bdr w:val="none" w:sz="0" w:space="0"/>
         </w:rPr>
       </w:pPr>
       <w:r>
@@ -4450,7 +4647,6 @@
         <w:rPr>
           <w:rFonts w:hint="eastAsia" w:ascii="黑体" w:hAnsi="黑体" w:eastAsia="黑体" w:cs="黑体"/>
           <w:b w:val="0"/>
-          <w:bdr w:val="none" w:sz="0" w:space="0"/>
         </w:rPr>
       </w:pPr>
       <w:r>
@@ -4824,50 +5020,6 @@
       </w:pPr>
       <w:r>
         <w:t>但他的眼中燃起了兴奋的光芒。这才有意思不是吗？</w:t>
-      </w:r>
-    </w:p>
-    <w:p>
-      <w:pPr>
-        <w:keepNext w:val="0"/>
-        <w:keepLines w:val="0"/>
-        <w:pageBreakBefore w:val="0"/>
-        <w:widowControl/>
-        <w:suppressLineNumbers w:val="0"/>
-        <w:kinsoku/>
-        <w:wordWrap/>
-        <w:overflowPunct/>
-        <w:topLinePunct w:val="0"/>
-        <w:autoSpaceDE/>
-        <w:autoSpaceDN/>
-        <w:bidi w:val="0"/>
-        <w:adjustRightInd/>
-        <w:snapToGrid/>
-        <w:spacing w:beforeAutospacing="0" w:afterAutospacing="0" w:line="240" w:lineRule="auto"/>
-        <w:ind w:firstLine="420" w:firstLineChars="200"/>
-        <w:textAlignment w:val="auto"/>
-        <w:rPr>
-          <w:rFonts w:hint="eastAsia" w:asciiTheme="minorEastAsia" w:hAnsiTheme="minorEastAsia" w:eastAsiaTheme="minorEastAsia" w:cstheme="minorEastAsia"/>
-          <w:sz w:val="21"/>
-          <w:szCs w:val="21"/>
-        </w:rPr>
-      </w:pPr>
-      <w:r>
-        <w:rPr>
-          <w:rFonts w:hint="eastAsia" w:asciiTheme="minorEastAsia" w:hAnsiTheme="minorEastAsia" w:eastAsiaTheme="minorEastAsia" w:cstheme="minorEastAsia"/>
-          <w:sz w:val="21"/>
-          <w:szCs w:val="21"/>
-        </w:rPr>
-        <w:pict>
-          <v:rect id="_x0000_i1026" o:spt="1" style="height:0.05pt;width:415.3pt;" fillcolor="#A0A0A0" filled="t" stroked="f" coordsize="21600,21600" o:hr="t" o:hrstd="t" o:hrpct="0" o:hralign="center">
-            <v:path/>
-            <v:fill on="t" color2="#FFFFFF" focussize="0,0"/>
-            <v:stroke on="f"/>
-            <v:imagedata o:title=""/>
-            <o:lock v:ext="edit" aspectratio="f"/>
-            <w10:wrap type="none"/>
-            <w10:anchorlock/>
-          </v:rect>
-        </w:pict>
       </w:r>
     </w:p>
     <w:p>
@@ -4999,7 +5151,6 @@
         <w:rPr>
           <w:rFonts w:hint="eastAsia" w:ascii="黑体" w:hAnsi="黑体" w:eastAsia="黑体" w:cs="黑体"/>
           <w:b w:val="0"/>
-          <w:bdr w:val="none" w:sz="0" w:space="0"/>
         </w:rPr>
       </w:pPr>
       <w:r>
@@ -5504,7 +5655,6 @@
         <w:rPr>
           <w:rFonts w:hint="eastAsia" w:ascii="黑体" w:hAnsi="黑体" w:eastAsia="黑体" w:cs="黑体"/>
           <w:b w:val="0"/>
-          <w:bdr w:val="none" w:sz="0" w:space="0"/>
         </w:rPr>
       </w:pPr>
       <w:r>
@@ -5955,7 +6105,6 @@
         <w:rPr>
           <w:rFonts w:hint="eastAsia" w:ascii="黑体" w:hAnsi="黑体" w:eastAsia="黑体" w:cs="黑体"/>
           <w:b w:val="0"/>
-          <w:bdr w:val="none" w:sz="0" w:space="0"/>
         </w:rPr>
       </w:pPr>
       <w:r>
@@ -6776,56 +6925,102 @@
       <w:pPr>
         <w:pStyle w:val="11"/>
         <w:widowControl/>
-      </w:pPr>
-      <w:r>
-        <w:t>诺提站在原地，手臂无力地垂下。右臂上的光芒纹路正在缓缓黯淡。</w:t>
-      </w:r>
-    </w:p>
-    <w:p>
-      <w:pPr>
-        <w:pStyle w:val="11"/>
-        <w:widowControl/>
-      </w:pPr>
-      <w:r>
-        <w:t>"成功了..."</w:t>
-      </w:r>
-    </w:p>
-    <w:p>
-      <w:pPr>
-        <w:pStyle w:val="11"/>
-        <w:widowControl/>
-      </w:pPr>
-      <w:r>
-        <w:t>他的嘴角勉强扯出一丝笑容，但双眼已经失去了焦距。体内的魔力已经完全枯竭，魔力回路传来的剧痛让他几乎无法呼吸——那些回路上布满了细密的裂痕，这是过载使用的代价。左臂的伤口还在流血，失血加上魔力透支，让他的意识越来越模糊。</w:t>
-      </w:r>
-    </w:p>
-    <w:p>
-      <w:pPr>
-        <w:pStyle w:val="11"/>
-        <w:widowControl/>
-      </w:pPr>
-      <w:r>
-        <w:t>天空开始旋转，大地在他脚下倾斜。</w:t>
-      </w:r>
-      <w:bookmarkStart w:id="0" w:name="_GoBack"/>
-      <w:bookmarkEnd w:id="0"/>
-    </w:p>
-    <w:p>
-      <w:pPr>
-        <w:pStyle w:val="11"/>
-        <w:widowControl/>
-      </w:pPr>
-      <w:r>
-        <w:t>诺提的身体摇晃了一下，然后像断线的木偶般向前栽倒。</w:t>
-      </w:r>
-    </w:p>
-    <w:p>
-      <w:pPr>
-        <w:pStyle w:val="11"/>
-        <w:widowControl/>
-      </w:pPr>
-      <w:r>
-        <w:t>在意识彻底陷入黑暗之前，他模糊地看到了岩甲蜥那已经焦化的尸体，以及凯恩快速赶来的身影。 远处的树丛中，一个身披灰袍的身影正在观察着这一切，连凯恩也没察觉。</w:t>
+        <w:rPr>
+          <w:rFonts w:hint="eastAsia"/>
+        </w:rPr>
+      </w:pPr>
+      <w:r>
+        <w:rPr>
+          <w:rFonts w:hint="eastAsia"/>
+        </w:rPr>
+        <w:t>诺提站在原地，手臂无力地垂下。右臂上那些发光的纹路，正如退潮般缓缓黯淡。</w:t>
+      </w:r>
+    </w:p>
+    <w:p>
+      <w:pPr>
+        <w:pStyle w:val="11"/>
+        <w:widowControl/>
+        <w:rPr>
+          <w:rFonts w:hint="eastAsia"/>
+        </w:rPr>
+      </w:pPr>
+      <w:r>
+        <w:rPr>
+          <w:rFonts w:hint="eastAsia"/>
+        </w:rPr>
+        <w:t>“……成功了。”</w:t>
+      </w:r>
+    </w:p>
+    <w:p>
+      <w:pPr>
+        <w:pStyle w:val="11"/>
+        <w:widowControl/>
+        <w:rPr>
+          <w:rFonts w:hint="eastAsia"/>
+        </w:rPr>
+      </w:pPr>
+      <w:r>
+        <w:rPr>
+          <w:rFonts w:hint="eastAsia"/>
+        </w:rPr>
+        <w:t>他扯了扯嘴角，却连一个完整的笑都挤不出来。体内空荡荡的，魔力回路像被烧过的藤蔓，布满灼痛裂痕。左臂的伤口还在渗血，地面在眼前晃动，天空开始倾斜。</w:t>
+      </w:r>
+    </w:p>
+    <w:p>
+      <w:pPr>
+        <w:pStyle w:val="11"/>
+        <w:widowControl/>
+        <w:rPr>
+          <w:rFonts w:hint="eastAsia"/>
+        </w:rPr>
+      </w:pPr>
+      <w:r>
+        <w:rPr>
+          <w:rFonts w:hint="eastAsia"/>
+        </w:rPr>
+        <w:t>视野迅速收窄、变暗。</w:t>
+      </w:r>
+    </w:p>
+    <w:p>
+      <w:pPr>
+        <w:pStyle w:val="11"/>
+        <w:widowControl/>
+        <w:rPr>
+          <w:rFonts w:hint="eastAsia"/>
+        </w:rPr>
+      </w:pPr>
+      <w:r>
+        <w:rPr>
+          <w:rFonts w:hint="eastAsia"/>
+        </w:rPr>
+        <w:t>在彻底坠入黑暗之前，他最后看到的，是岩甲蜥蜴那具焦黑扭曲的尸体，以及凯恩疾冲而来的身影——那张总是冷静的脸上，似乎写满了震惊。</w:t>
+      </w:r>
+    </w:p>
+    <w:p>
+      <w:pPr>
+        <w:pStyle w:val="11"/>
+        <w:widowControl/>
+        <w:rPr>
+          <w:rFonts w:hint="eastAsia"/>
+        </w:rPr>
+      </w:pPr>
+      <w:r>
+        <w:rPr>
+          <w:rFonts w:hint="eastAsia"/>
+        </w:rPr>
+        <w:t>还有，远处树丛间，一抹悄然退入阴影的灰袍。</w:t>
+      </w:r>
+    </w:p>
+    <w:p>
+      <w:pPr>
+        <w:pStyle w:val="11"/>
+        <w:widowControl/>
+      </w:pPr>
+      <w:r>
+        <w:rPr>
+          <w:rFonts w:hint="eastAsia"/>
+        </w:rPr>
+        <w:t>连凯恩都未曾察觉。</w:t>
       </w:r>
     </w:p>
     <w:sectPr>
@@ -6941,7 +7136,7 @@
     <w:lsdException w:unhideWhenUsed="0" w:uiPriority="0" w:semiHidden="0" w:name="Closing"/>
     <w:lsdException w:unhideWhenUsed="0" w:uiPriority="0" w:semiHidden="0" w:name="Signature"/>
     <w:lsdException w:qFormat="1" w:unhideWhenUsed="0" w:uiPriority="0" w:name="Default Paragraph Font"/>
-    <w:lsdException w:unhideWhenUsed="0" w:uiPriority="0" w:semiHidden="0" w:name="Body Text"/>
+    <w:lsdException w:qFormat="1" w:unhideWhenUsed="0" w:uiPriority="0" w:semiHidden="0" w:name="Body Text"/>
     <w:lsdException w:unhideWhenUsed="0" w:uiPriority="0" w:semiHidden="0" w:name="Body Text Indent"/>
     <w:lsdException w:unhideWhenUsed="0" w:uiPriority="0" w:semiHidden="0" w:name="List Continue"/>
     <w:lsdException w:unhideWhenUsed="0" w:uiPriority="0" w:semiHidden="0" w:name="List Continue 2"/>
@@ -6967,7 +7162,7 @@
     <w:lsdException w:unhideWhenUsed="0" w:uiPriority="0" w:semiHidden="0" w:name="Document Map"/>
     <w:lsdException w:unhideWhenUsed="0" w:uiPriority="0" w:semiHidden="0" w:name="Plain Text"/>
     <w:lsdException w:unhideWhenUsed="0" w:uiPriority="0" w:semiHidden="0" w:name="E-mail Signature"/>
-    <w:lsdException w:unhideWhenUsed="0" w:uiPriority="0" w:semiHidden="0" w:name="Normal (Web)"/>
+    <w:lsdException w:qFormat="1" w:unhideWhenUsed="0" w:uiPriority="0" w:semiHidden="0" w:name="Normal (Web)"/>
     <w:lsdException w:unhideWhenUsed="0" w:uiPriority="0" w:semiHidden="0" w:name="HTML Acronym"/>
     <w:lsdException w:unhideWhenUsed="0" w:uiPriority="0" w:semiHidden="0" w:name="HTML Address"/>
     <w:lsdException w:unhideWhenUsed="0" w:uiPriority="0" w:semiHidden="0" w:name="HTML Cite"/>
@@ -7377,6 +7572,7 @@
   </w:style>
   <w:style w:type="paragraph" w:styleId="11">
     <w:name w:val="Body Text"/>
+    <w:qFormat/>
     <w:uiPriority w:val="0"/>
     <w:pPr>
       <w:widowControl w:val="0"/>
@@ -7415,6 +7611,7 @@
   <w:style w:type="paragraph" w:styleId="13">
     <w:name w:val="Normal (Web)"/>
     <w:basedOn w:val="1"/>
+    <w:qFormat/>
     <w:uiPriority w:val="0"/>
     <w:pPr>
       <w:spacing w:before="0" w:beforeAutospacing="1" w:after="0" w:afterAutospacing="1"/>
